--- a/guides/ch11-study-guide.docx
+++ b/guides/ch11-study-guide.docx
@@ -292,7 +292,7 @@
     </w:p>
     <w:p>
       <w:r>
-        <w:t>Every interaction with a colleague deposits into or withdraws from an account held in their memory. Kept promises, early warnings about slipping work, credit passed downward, the five-S thank-you note (Chapter 6) — deposits. Surprises, spin, hoarded credit, the deadline that slid without a word — withdrawals. The account’s cruel arithmetic is asymmetry: deposits are small and must be constant; withdrawals are large and remembered. One “they knew and didn’t tell us” can spend a year of reliability in an afternoon.</w:t>
+        <w:t>Every interaction with a colleague deposits into or withdraws from an account held in their memory. Kept promises, early warnings about slipping work, credit passed downward, the five-quality thank-you note (Chapter 6) — deposits. Surprises, spin, hoarded credit, the deadline that slid without a word — withdrawals. The account’s cruel arithmetic is asymmetry: deposits are small and must be constant; withdrawals are large and remembered. One “they knew and didn’t tell us” can spend a year of reliability in an afternoon.</w:t>
       </w:r>
     </w:p>
     <w:p>
@@ -1692,7 +1692,7 @@
         <w:t xml:space="preserve">Give the strong performers their specifics. </w:t>
       </w:r>
       <w:r>
-        <w:t>“Priya’s export template saved every later phase” is a deposit that costs nothing and follows her — the five-S rules apply to evaluations too.</w:t>
+        <w:t>“Priya’s export template saved every later phase” is a deposit that costs nothing and follows her — the five-quality rules apply to evaluations too.</w:t>
       </w:r>
     </w:p>
     <w:p>

--- a/guides/ch11-study-guide.docx
+++ b/guides/ch11-study-guide.docx
@@ -2549,7 +2549,7 @@
         <w:color w:val="5E6B64"/>
         <w:sz w:val="18"/>
       </w:rPr>
-      <w:t xml:space="preserve">BADM 225 Study Guide · Chapter 11  —  Page </w:t>
+      <w:t xml:space="preserve">© 2026 Derek D. Bussan · BADM 225 Study Guide · Chapter 11  —  Page </w:t>
     </w:r>
     <w:r>
       <w:rPr>
